--- a/marketing/blog/sap-knowledge-graph/artigo.docx
+++ b/marketing/blog/sap-knowledge-graph/artigo.docx
@@ -478,6 +478,64 @@
         <w:t>[Agendar conversa com a Solveplan]</w:t>
       </w:r>
     </w:p>
+    <w:p>
+      <w:pPr>
+        <w:pStyle w:val="Heading2"/>
+      </w:pPr>
+      <w:r>
+        <w:rPr>
+          <w:b/>
+          <w:color w:val="002B5C"/>
+          <w:sz w:val="28"/>
+        </w:rPr>
+        <w:t>Fontes</w:t>
+      </w:r>
+    </w:p>
+    <w:p>
+      <w:pPr>
+        <w:pStyle w:val="ListBullet"/>
+        <w:spacing w:after="80"/>
+      </w:pPr>
+      <w:r>
+        <w:t>SAP News Center — SAP Unveils the Autonomous Enterprise</w:t>
+      </w:r>
+    </w:p>
+    <w:p>
+      <w:pPr>
+        <w:pStyle w:val="ListBullet"/>
+        <w:spacing w:after="80"/>
+      </w:pPr>
+      <w:r>
+        <w:t>SAVIC Technologies — SAP AI Foundation Architecture 2026: Knowledge Graph, SAP-RPT-1 &amp; Agent Hub</w:t>
+      </w:r>
+    </w:p>
+    <w:p>
+      <w:pPr>
+        <w:pStyle w:val="ListBullet"/>
+        <w:spacing w:after="80"/>
+      </w:pPr>
+      <w:r>
+        <w:t>Constellation Research — SAP Sapphire 2026: AI agent accuracy, embedded domain knowledge and processes</w:t>
+      </w:r>
+    </w:p>
+    <w:p>
+      <w:pPr>
+        <w:pStyle w:val="ListBullet"/>
+        <w:spacing w:after="80"/>
+      </w:pPr>
+      <w:r>
+        <w:t>Futurum Group — Precision Over Prose: Why SAP Knowledge Graph is the Secret to Production-Ready AI</w:t>
+      </w:r>
+    </w:p>
+    <w:p>
+      <w:pPr>
+        <w:pStyle w:val="ListBullet"/>
+        <w:spacing w:after="80"/>
+      </w:pPr>
+      <w:r>
+        <w:t>E3 Magazine — SAP Knowledge Graph and Vector Engine</w:t>
+      </w:r>
+    </w:p>
     <w:sectPr>
       <w:pgSz w:w="12240" w:h="15840"/>
       <w:pgMar w:top="1440" w:right="1800" w:bottom="1440" w:left="1800" w:header="720" w:footer="720" w:gutter="0"/>

--- a/marketing/blog/sap-knowledge-graph/artigo.docx
+++ b/marketing/blog/sap-knowledge-graph/artigo.docx
@@ -497,8 +497,18 @@
         <w:spacing w:after="80"/>
       </w:pPr>
       <w:r>
-        <w:t>SAP News Center — SAP Unveils the Autonomous Enterprise</w:t>
+        <w:t xml:space="preserve">SAP News Center — </w:t>
       </w:r>
+      <w:hyperlink r:id="rId9">
+        <w:r>
+          <w:rPr>
+            <w:rStyle w:val="Hyperlink"/>
+            <w:color w:val="0563C1"/>
+            <w:u w:val="single"/>
+          </w:rPr>
+          <w:t xml:space="preserve">SAP Unveils the Autonomous Enterprise</w:t>
+        </w:r>
+      </w:hyperlink>
     </w:p>
     <w:p>
       <w:pPr>
@@ -506,8 +516,18 @@
         <w:spacing w:after="80"/>
       </w:pPr>
       <w:r>
-        <w:t>SAVIC Technologies — SAP AI Foundation Architecture 2026: Knowledge Graph, SAP-RPT-1 &amp; Agent Hub</w:t>
+        <w:t xml:space="preserve">SAVIC Technologies — </w:t>
       </w:r>
+      <w:hyperlink r:id="rId10">
+        <w:r>
+          <w:rPr>
+            <w:rStyle w:val="Hyperlink"/>
+            <w:color w:val="0563C1"/>
+            <w:u w:val="single"/>
+          </w:rPr>
+          <w:t xml:space="preserve">SAP AI Foundation Architecture 2026: Knowledge Graph, SAP-RPT-1 &amp; Agent Hub</w:t>
+        </w:r>
+      </w:hyperlink>
     </w:p>
     <w:p>
       <w:pPr>
@@ -515,8 +535,18 @@
         <w:spacing w:after="80"/>
       </w:pPr>
       <w:r>
-        <w:t>Constellation Research — SAP Sapphire 2026: AI agent accuracy, embedded domain knowledge and processes</w:t>
+        <w:t xml:space="preserve">Constellation Research — </w:t>
       </w:r>
+      <w:hyperlink r:id="rId11">
+        <w:r>
+          <w:rPr>
+            <w:rStyle w:val="Hyperlink"/>
+            <w:color w:val="0563C1"/>
+            <w:u w:val="single"/>
+          </w:rPr>
+          <w:t xml:space="preserve">SAP Sapphire 2026: AI agent accuracy, embedded domain knowledge and processes</w:t>
+        </w:r>
+      </w:hyperlink>
     </w:p>
     <w:p>
       <w:pPr>
@@ -524,8 +554,18 @@
         <w:spacing w:after="80"/>
       </w:pPr>
       <w:r>
-        <w:t>Futurum Group — Precision Over Prose: Why SAP Knowledge Graph is the Secret to Production-Ready AI</w:t>
+        <w:t xml:space="preserve">Futurum Group — </w:t>
       </w:r>
+      <w:hyperlink r:id="rId12">
+        <w:r>
+          <w:rPr>
+            <w:rStyle w:val="Hyperlink"/>
+            <w:color w:val="0563C1"/>
+            <w:u w:val="single"/>
+          </w:rPr>
+          <w:t xml:space="preserve">Precision Over Prose: Why SAP Knowledge Graph is the Secret to Production-Ready AI</w:t>
+        </w:r>
+      </w:hyperlink>
     </w:p>
     <w:p>
       <w:pPr>
@@ -533,8 +573,18 @@
         <w:spacing w:after="80"/>
       </w:pPr>
       <w:r>
-        <w:t>E3 Magazine — SAP Knowledge Graph and Vector Engine</w:t>
+        <w:t xml:space="preserve">E3 Magazine — </w:t>
       </w:r>
+      <w:hyperlink r:id="rId13">
+        <w:r>
+          <w:rPr>
+            <w:rStyle w:val="Hyperlink"/>
+            <w:color w:val="0563C1"/>
+            <w:u w:val="single"/>
+          </w:rPr>
+          <w:t xml:space="preserve">SAP Knowledge Graph and Vector Engine</w:t>
+        </w:r>
+      </w:hyperlink>
     </w:p>
     <w:sectPr>
       <w:pgSz w:w="12240" w:h="15840"/>

--- a/marketing/blog/sap-knowledge-graph/artigo.docx
+++ b/marketing/blog/sap-knowledge-graph/artigo.docx
@@ -586,6 +586,1305 @@
         </w:r>
       </w:hyperlink>
     </w:p>
+    <w:p>
+      <w:r>
+        <w:br w:type="page"/>
+      </w:r>
+    </w:p>
+    <w:p>
+      <w:pPr>
+        <w:pStyle w:val="Heading1"/>
+      </w:pPr>
+      <w:r>
+        <w:rPr>
+          <w:b/>
+          <w:color w:val="002B5C"/>
+          <w:sz w:val="40"/>
+        </w:rPr>
+        <w:t>Metadados SEO — SAP Knowledge Graph</w:t>
+      </w:r>
+    </w:p>
+    <w:p>
+      <w:pPr>
+        <w:pStyle w:val="Heading2"/>
+      </w:pPr>
+      <w:r>
+        <w:rPr>
+          <w:b/>
+          <w:color w:val="002B5C"/>
+          <w:sz w:val="28"/>
+        </w:rPr>
+        <w:t>On-page</w:t>
+      </w:r>
+    </w:p>
+    <w:tbl>
+      <w:tblPr>
+        <w:tblStyle w:val="TableGrid"/>
+        <w:tblW w:type="auto" w:w="0"/>
+        <w:tblLook w:firstColumn="1" w:firstRow="1" w:lastColumn="0" w:lastRow="0" w:noHBand="0" w:noVBand="1" w:val="04A0"/>
+      </w:tblPr>
+      <w:tblGrid>
+        <w:gridCol w:w="4320"/>
+        <w:gridCol w:w="4320"/>
+      </w:tblGrid>
+      <w:tr>
+        <w:tc>
+          <w:tcPr>
+            <w:tcW w:type="dxa" w:w="4320"/>
+          </w:tcPr>
+          <w:p>
+            <w:r>
+              <w:rPr>
+                <w:b/>
+              </w:rPr>
+              <w:t>Campo</w:t>
+            </w:r>
+          </w:p>
+        </w:tc>
+        <w:tc>
+          <w:tcPr>
+            <w:tcW w:type="dxa" w:w="4320"/>
+          </w:tcPr>
+          <w:p>
+            <w:r>
+              <w:rPr>
+                <w:b/>
+              </w:rPr>
+              <w:t>Valor</w:t>
+            </w:r>
+          </w:p>
+        </w:tc>
+      </w:tr>
+      <w:tr>
+        <w:tc>
+          <w:tcPr>
+            <w:tcW w:type="dxa" w:w="4320"/>
+          </w:tcPr>
+          <w:p>
+            <w:r>
+              <w:t>Meta title</w:t>
+            </w:r>
+          </w:p>
+        </w:tc>
+        <w:tc>
+          <w:tcPr>
+            <w:tcW w:type="dxa" w:w="4320"/>
+          </w:tcPr>
+          <w:p>
+            <w:r>
+              <w:t>SAP Knowledge Graph: o que é e por que os agentes SAP dependem dele \</w:t>
+            </w:r>
+          </w:p>
+        </w:tc>
+      </w:tr>
+      <w:tr>
+        <w:tc>
+          <w:tcPr>
+            <w:tcW w:type="dxa" w:w="4320"/>
+          </w:tcPr>
+          <w:p>
+            <w:r>
+              <w:t>Meta description</w:t>
+            </w:r>
+          </w:p>
+        </w:tc>
+        <w:tc>
+          <w:tcPr>
+            <w:tcW w:type="dxa" w:w="4320"/>
+          </w:tcPr>
+          <w:p>
+            <w:r>
+              <w:t>O SAP Knowledge Graph mapeia 452 mil tabelas e 7,3 milhões de campos do S/4HANA para dar contexto real aos agentes SAP. Entenda como funciona e o que isso significa para o seu negócio.</w:t>
+            </w:r>
+          </w:p>
+        </w:tc>
+      </w:tr>
+      <w:tr>
+        <w:tc>
+          <w:tcPr>
+            <w:tcW w:type="dxa" w:w="4320"/>
+          </w:tcPr>
+          <w:p>
+            <w:r>
+              <w:t>URL slug</w:t>
+            </w:r>
+          </w:p>
+        </w:tc>
+        <w:tc>
+          <w:tcPr>
+            <w:tcW w:type="dxa" w:w="4320"/>
+          </w:tcPr>
+          <w:p>
+            <w:r>
+              <w:t>/blog/sap-knowledge-graph</w:t>
+            </w:r>
+          </w:p>
+        </w:tc>
+      </w:tr>
+      <w:tr>
+        <w:tc>
+          <w:tcPr>
+            <w:tcW w:type="dxa" w:w="4320"/>
+          </w:tcPr>
+          <w:p>
+            <w:r>
+              <w:t>H1</w:t>
+            </w:r>
+          </w:p>
+        </w:tc>
+        <w:tc>
+          <w:tcPr>
+            <w:tcW w:type="dxa" w:w="4320"/>
+          </w:tcPr>
+          <w:p>
+            <w:r>
+              <w:t>SAP Knowledge Graph: a camada que faz os agentes SAP entenderem o seu negócio — não apenas gerar texto</w:t>
+            </w:r>
+          </w:p>
+        </w:tc>
+      </w:tr>
+      <w:tr>
+        <w:tc>
+          <w:tcPr>
+            <w:tcW w:type="dxa" w:w="4320"/>
+          </w:tcPr>
+          <w:p>
+            <w:r>
+              <w:t>Canonical</w:t>
+            </w:r>
+          </w:p>
+        </w:tc>
+        <w:tc>
+          <w:tcPr>
+            <w:tcW w:type="dxa" w:w="4320"/>
+          </w:tcPr>
+          <w:p>
+            <w:r>
+              <w:t>https://solveplan.com.br/blog/sap-knowledge-graph</w:t>
+            </w:r>
+          </w:p>
+        </w:tc>
+      </w:tr>
+      <w:tr>
+        <w:tc>
+          <w:tcPr>
+            <w:tcW w:type="dxa" w:w="4320"/>
+          </w:tcPr>
+          <w:p>
+            <w:r>
+              <w:t>OG Title</w:t>
+            </w:r>
+          </w:p>
+        </w:tc>
+        <w:tc>
+          <w:tcPr>
+            <w:tcW w:type="dxa" w:w="4320"/>
+          </w:tcPr>
+          <w:p>
+            <w:r>
+              <w:t>SAP Knowledge Graph: por que agentes SAP são mais precisos que IA genérica</w:t>
+            </w:r>
+          </w:p>
+        </w:tc>
+      </w:tr>
+      <w:tr>
+        <w:tc>
+          <w:tcPr>
+            <w:tcW w:type="dxa" w:w="4320"/>
+          </w:tcPr>
+          <w:p>
+            <w:r>
+              <w:t>OG Description</w:t>
+            </w:r>
+          </w:p>
+        </w:tc>
+        <w:tc>
+          <w:tcPr>
+            <w:tcW w:type="dxa" w:w="4320"/>
+          </w:tcPr>
+          <w:p>
+            <w:r>
+              <w:t>452 mil tabelas, 7,3 milhões de campos, abordagem neuro-simbólica. Entenda a camada que ancora os agentes SAP no contexto real do seu negócio.</w:t>
+            </w:r>
+          </w:p>
+        </w:tc>
+      </w:tr>
+      <w:tr>
+        <w:tc>
+          <w:tcPr>
+            <w:tcW w:type="dxa" w:w="4320"/>
+          </w:tcPr>
+          <w:p>
+            <w:r>
+              <w:t>OG Image</w:t>
+            </w:r>
+          </w:p>
+        </w:tc>
+        <w:tc>
+          <w:tcPr>
+            <w:tcW w:type="dxa" w:w="4320"/>
+          </w:tcPr>
+          <w:p>
+            <w:r>
+              <w:t>1200x630px — diagrama conceitual mostrando Knowledge Graph como camada entre dados SAP e agentes Joule. Fundo azul escuro. Alt: "SAP Knowledge Graph — arquitetura do SAP AI Foundation"</w:t>
+            </w:r>
+          </w:p>
+        </w:tc>
+      </w:tr>
+    </w:tbl>
+    <w:p/>
+    <w:p>
+      <w:pPr>
+        <w:pStyle w:val="Heading2"/>
+      </w:pPr>
+      <w:r>
+        <w:rPr>
+          <w:b/>
+          <w:color w:val="002B5C"/>
+          <w:sz w:val="28"/>
+        </w:rPr>
+        <w:t>Links internos sugeridos</w:t>
+      </w:r>
+    </w:p>
+    <w:p>
+      <w:pPr>
+        <w:pStyle w:val="ListBullet"/>
+        <w:spacing w:after="80"/>
+      </w:pPr>
+      <w:r>
+        <w:t>Anchor "SAP Business AI Platform" → /blog/sap-business-ai-platform</w:t>
+      </w:r>
+    </w:p>
+    <w:p>
+      <w:pPr>
+        <w:pStyle w:val="ListBullet"/>
+        <w:spacing w:after="80"/>
+      </w:pPr>
+      <w:r>
+        <w:t>Anchor "SAP Business Data Cloud" → página de solução BDC no site Solveplan</w:t>
+      </w:r>
+    </w:p>
+    <w:p>
+      <w:pPr>
+        <w:pStyle w:val="ListBullet"/>
+        <w:spacing w:after="80"/>
+      </w:pPr>
+      <w:r>
+        <w:t>Anchor "SAP Datasphere" → página de solução Datasphere no site Solveplan</w:t>
+      </w:r>
+    </w:p>
+    <w:p>
+      <w:pPr>
+        <w:pStyle w:val="ListBullet"/>
+        <w:spacing w:after="80"/>
+      </w:pPr>
+      <w:r>
+        <w:t>Anchor "agentes SAP" → /blog/sap-autonomous-suite</w:t>
+      </w:r>
+    </w:p>
+    <w:p>
+      <w:pPr>
+        <w:pStyle w:val="Heading2"/>
+      </w:pPr>
+      <w:r>
+        <w:rPr>
+          <w:b/>
+          <w:color w:val="002B5C"/>
+          <w:sz w:val="28"/>
+        </w:rPr>
+        <w:t>Schema Markup</w:t>
+      </w:r>
+    </w:p>
+    <w:p>
+      <w:pPr>
+        <w:spacing w:before="0" w:after="0"/>
+        <w:ind w:left="360"/>
+        <w:shd w:val="clear" w:color="auto" w:fill="F2F2F2"/>
+      </w:pPr>
+      <w:r>
+        <w:rPr>
+          <w:rFonts w:ascii="Courier New" w:hAnsi="Courier New"/>
+          <w:color w:val="333333"/>
+          <w:sz w:val="16"/>
+        </w:rPr>
+        <w:t>{</w:t>
+      </w:r>
+    </w:p>
+    <w:p>
+      <w:pPr>
+        <w:spacing w:before="0" w:after="0"/>
+        <w:ind w:left="360"/>
+        <w:shd w:val="clear" w:color="auto" w:fill="F2F2F2"/>
+      </w:pPr>
+      <w:r>
+        <w:rPr>
+          <w:rFonts w:ascii="Courier New" w:hAnsi="Courier New"/>
+          <w:color w:val="333333"/>
+          <w:sz w:val="16"/>
+        </w:rPr>
+        <w:t xml:space="preserve">  "@context": "https://schema.org",</w:t>
+      </w:r>
+    </w:p>
+    <w:p>
+      <w:pPr>
+        <w:spacing w:before="0" w:after="0"/>
+        <w:ind w:left="360"/>
+        <w:shd w:val="clear" w:color="auto" w:fill="F2F2F2"/>
+      </w:pPr>
+      <w:r>
+        <w:rPr>
+          <w:rFonts w:ascii="Courier New" w:hAnsi="Courier New"/>
+          <w:color w:val="333333"/>
+          <w:sz w:val="16"/>
+        </w:rPr>
+        <w:t xml:space="preserve">  "@type": "Article",</w:t>
+      </w:r>
+    </w:p>
+    <w:p>
+      <w:pPr>
+        <w:spacing w:before="0" w:after="0"/>
+        <w:ind w:left="360"/>
+        <w:shd w:val="clear" w:color="auto" w:fill="F2F2F2"/>
+      </w:pPr>
+      <w:r>
+        <w:rPr>
+          <w:rFonts w:ascii="Courier New" w:hAnsi="Courier New"/>
+          <w:color w:val="333333"/>
+          <w:sz w:val="16"/>
+        </w:rPr>
+        <w:t xml:space="preserve">  "headline": "SAP Knowledge Graph: a camada que faz os agentes SAP entenderem o seu negócio — não apenas gerar texto",</w:t>
+      </w:r>
+    </w:p>
+    <w:p>
+      <w:pPr>
+        <w:spacing w:before="0" w:after="0"/>
+        <w:ind w:left="360"/>
+        <w:shd w:val="clear" w:color="auto" w:fill="F2F2F2"/>
+      </w:pPr>
+      <w:r>
+        <w:rPr>
+          <w:rFonts w:ascii="Courier New" w:hAnsi="Courier New"/>
+          <w:color w:val="333333"/>
+          <w:sz w:val="16"/>
+        </w:rPr>
+        <w:t xml:space="preserve">  "author": {</w:t>
+      </w:r>
+    </w:p>
+    <w:p>
+      <w:pPr>
+        <w:spacing w:before="0" w:after="0"/>
+        <w:ind w:left="360"/>
+        <w:shd w:val="clear" w:color="auto" w:fill="F2F2F2"/>
+      </w:pPr>
+      <w:r>
+        <w:rPr>
+          <w:rFonts w:ascii="Courier New" w:hAnsi="Courier New"/>
+          <w:color w:val="333333"/>
+          <w:sz w:val="16"/>
+        </w:rPr>
+        <w:t xml:space="preserve">    "@type": "Organization",</w:t>
+      </w:r>
+    </w:p>
+    <w:p>
+      <w:pPr>
+        <w:spacing w:before="0" w:after="0"/>
+        <w:ind w:left="360"/>
+        <w:shd w:val="clear" w:color="auto" w:fill="F2F2F2"/>
+      </w:pPr>
+      <w:r>
+        <w:rPr>
+          <w:rFonts w:ascii="Courier New" w:hAnsi="Courier New"/>
+          <w:color w:val="333333"/>
+          <w:sz w:val="16"/>
+        </w:rPr>
+        <w:t xml:space="preserve">    "name": "Solveplan",</w:t>
+      </w:r>
+    </w:p>
+    <w:p>
+      <w:pPr>
+        <w:spacing w:before="0" w:after="0"/>
+        <w:ind w:left="360"/>
+        <w:shd w:val="clear" w:color="auto" w:fill="F2F2F2"/>
+      </w:pPr>
+      <w:r>
+        <w:rPr>
+          <w:rFonts w:ascii="Courier New" w:hAnsi="Courier New"/>
+          <w:color w:val="333333"/>
+          <w:sz w:val="16"/>
+        </w:rPr>
+        <w:t xml:space="preserve">    "url": "https://solveplan.com.br"</w:t>
+      </w:r>
+    </w:p>
+    <w:p>
+      <w:pPr>
+        <w:spacing w:before="0" w:after="0"/>
+        <w:ind w:left="360"/>
+        <w:shd w:val="clear" w:color="auto" w:fill="F2F2F2"/>
+      </w:pPr>
+      <w:r>
+        <w:rPr>
+          <w:rFonts w:ascii="Courier New" w:hAnsi="Courier New"/>
+          <w:color w:val="333333"/>
+          <w:sz w:val="16"/>
+        </w:rPr>
+        <w:t xml:space="preserve">  },</w:t>
+      </w:r>
+    </w:p>
+    <w:p>
+      <w:pPr>
+        <w:spacing w:before="0" w:after="0"/>
+        <w:ind w:left="360"/>
+        <w:shd w:val="clear" w:color="auto" w:fill="F2F2F2"/>
+      </w:pPr>
+      <w:r>
+        <w:rPr>
+          <w:rFonts w:ascii="Courier New" w:hAnsi="Courier New"/>
+          <w:color w:val="333333"/>
+          <w:sz w:val="16"/>
+        </w:rPr>
+        <w:t xml:space="preserve">  "publisher": {</w:t>
+      </w:r>
+    </w:p>
+    <w:p>
+      <w:pPr>
+        <w:spacing w:before="0" w:after="0"/>
+        <w:ind w:left="360"/>
+        <w:shd w:val="clear" w:color="auto" w:fill="F2F2F2"/>
+      </w:pPr>
+      <w:r>
+        <w:rPr>
+          <w:rFonts w:ascii="Courier New" w:hAnsi="Courier New"/>
+          <w:color w:val="333333"/>
+          <w:sz w:val="16"/>
+        </w:rPr>
+        <w:t xml:space="preserve">    "@type": "Organization",</w:t>
+      </w:r>
+    </w:p>
+    <w:p>
+      <w:pPr>
+        <w:spacing w:before="0" w:after="0"/>
+        <w:ind w:left="360"/>
+        <w:shd w:val="clear" w:color="auto" w:fill="F2F2F2"/>
+      </w:pPr>
+      <w:r>
+        <w:rPr>
+          <w:rFonts w:ascii="Courier New" w:hAnsi="Courier New"/>
+          <w:color w:val="333333"/>
+          <w:sz w:val="16"/>
+        </w:rPr>
+        <w:t xml:space="preserve">    "name": "Solveplan",</w:t>
+      </w:r>
+    </w:p>
+    <w:p>
+      <w:pPr>
+        <w:spacing w:before="0" w:after="0"/>
+        <w:ind w:left="360"/>
+        <w:shd w:val="clear" w:color="auto" w:fill="F2F2F2"/>
+      </w:pPr>
+      <w:r>
+        <w:rPr>
+          <w:rFonts w:ascii="Courier New" w:hAnsi="Courier New"/>
+          <w:color w:val="333333"/>
+          <w:sz w:val="16"/>
+        </w:rPr>
+        <w:t xml:space="preserve">    "url": "https://solveplan.com.br"</w:t>
+      </w:r>
+    </w:p>
+    <w:p>
+      <w:pPr>
+        <w:spacing w:before="0" w:after="0"/>
+        <w:ind w:left="360"/>
+        <w:shd w:val="clear" w:color="auto" w:fill="F2F2F2"/>
+      </w:pPr>
+      <w:r>
+        <w:rPr>
+          <w:rFonts w:ascii="Courier New" w:hAnsi="Courier New"/>
+          <w:color w:val="333333"/>
+          <w:sz w:val="16"/>
+        </w:rPr>
+        <w:t xml:space="preserve">  },</w:t>
+      </w:r>
+    </w:p>
+    <w:p>
+      <w:pPr>
+        <w:spacing w:before="0" w:after="0"/>
+        <w:ind w:left="360"/>
+        <w:shd w:val="clear" w:color="auto" w:fill="F2F2F2"/>
+      </w:pPr>
+      <w:r>
+        <w:rPr>
+          <w:rFonts w:ascii="Courier New" w:hAnsi="Courier New"/>
+          <w:color w:val="333333"/>
+          <w:sz w:val="16"/>
+        </w:rPr>
+        <w:t xml:space="preserve">  "datePublished": "2026-05-20",</w:t>
+      </w:r>
+    </w:p>
+    <w:p>
+      <w:pPr>
+        <w:spacing w:before="0" w:after="0"/>
+        <w:ind w:left="360"/>
+        <w:shd w:val="clear" w:color="auto" w:fill="F2F2F2"/>
+      </w:pPr>
+      <w:r>
+        <w:rPr>
+          <w:rFonts w:ascii="Courier New" w:hAnsi="Courier New"/>
+          <w:color w:val="333333"/>
+          <w:sz w:val="16"/>
+        </w:rPr>
+        <w:t xml:space="preserve">  "description": "O SAP Knowledge Graph mapeia 452 mil tabelas e 7,3 milhões de campos do S/4HANA para dar contexto real aos agentes SAP. Entenda como funciona e o que isso significa para o seu negócio."</w:t>
+      </w:r>
+    </w:p>
+    <w:p>
+      <w:pPr>
+        <w:spacing w:before="0" w:after="0"/>
+        <w:ind w:left="360"/>
+        <w:shd w:val="clear" w:color="auto" w:fill="F2F2F2"/>
+      </w:pPr>
+      <w:r>
+        <w:rPr>
+          <w:rFonts w:ascii="Courier New" w:hAnsi="Courier New"/>
+          <w:color w:val="333333"/>
+          <w:sz w:val="16"/>
+        </w:rPr>
+        <w:t>}</w:t>
+      </w:r>
+    </w:p>
+    <w:p/>
+    <w:p>
+      <w:pPr>
+        <w:spacing w:before="0" w:after="0"/>
+        <w:ind w:left="360"/>
+        <w:shd w:val="clear" w:color="auto" w:fill="F2F2F2"/>
+      </w:pPr>
+      <w:r>
+        <w:rPr>
+          <w:rFonts w:ascii="Courier New" w:hAnsi="Courier New"/>
+          <w:color w:val="333333"/>
+          <w:sz w:val="16"/>
+        </w:rPr>
+        <w:t>{</w:t>
+      </w:r>
+    </w:p>
+    <w:p>
+      <w:pPr>
+        <w:spacing w:before="0" w:after="0"/>
+        <w:ind w:left="360"/>
+        <w:shd w:val="clear" w:color="auto" w:fill="F2F2F2"/>
+      </w:pPr>
+      <w:r>
+        <w:rPr>
+          <w:rFonts w:ascii="Courier New" w:hAnsi="Courier New"/>
+          <w:color w:val="333333"/>
+          <w:sz w:val="16"/>
+        </w:rPr>
+        <w:t xml:space="preserve">  "@context": "https://schema.org",</w:t>
+      </w:r>
+    </w:p>
+    <w:p>
+      <w:pPr>
+        <w:spacing w:before="0" w:after="0"/>
+        <w:ind w:left="360"/>
+        <w:shd w:val="clear" w:color="auto" w:fill="F2F2F2"/>
+      </w:pPr>
+      <w:r>
+        <w:rPr>
+          <w:rFonts w:ascii="Courier New" w:hAnsi="Courier New"/>
+          <w:color w:val="333333"/>
+          <w:sz w:val="16"/>
+        </w:rPr>
+        <w:t xml:space="preserve">  "@type": "FAQPage",</w:t>
+      </w:r>
+    </w:p>
+    <w:p>
+      <w:pPr>
+        <w:spacing w:before="0" w:after="0"/>
+        <w:ind w:left="360"/>
+        <w:shd w:val="clear" w:color="auto" w:fill="F2F2F2"/>
+      </w:pPr>
+      <w:r>
+        <w:rPr>
+          <w:rFonts w:ascii="Courier New" w:hAnsi="Courier New"/>
+          <w:color w:val="333333"/>
+          <w:sz w:val="16"/>
+        </w:rPr>
+        <w:t xml:space="preserve">  "mainEntity": [</w:t>
+      </w:r>
+    </w:p>
+    <w:p>
+      <w:pPr>
+        <w:spacing w:before="0" w:after="0"/>
+        <w:ind w:left="360"/>
+        <w:shd w:val="clear" w:color="auto" w:fill="F2F2F2"/>
+      </w:pPr>
+      <w:r>
+        <w:rPr>
+          <w:rFonts w:ascii="Courier New" w:hAnsi="Courier New"/>
+          <w:color w:val="333333"/>
+          <w:sz w:val="16"/>
+        </w:rPr>
+        <w:t xml:space="preserve">    {</w:t>
+      </w:r>
+    </w:p>
+    <w:p>
+      <w:pPr>
+        <w:spacing w:before="0" w:after="0"/>
+        <w:ind w:left="360"/>
+        <w:shd w:val="clear" w:color="auto" w:fill="F2F2F2"/>
+      </w:pPr>
+      <w:r>
+        <w:rPr>
+          <w:rFonts w:ascii="Courier New" w:hAnsi="Courier New"/>
+          <w:color w:val="333333"/>
+          <w:sz w:val="16"/>
+        </w:rPr>
+        <w:t xml:space="preserve">      "@type": "Question",</w:t>
+      </w:r>
+    </w:p>
+    <w:p>
+      <w:pPr>
+        <w:spacing w:before="0" w:after="0"/>
+        <w:ind w:left="360"/>
+        <w:shd w:val="clear" w:color="auto" w:fill="F2F2F2"/>
+      </w:pPr>
+      <w:r>
+        <w:rPr>
+          <w:rFonts w:ascii="Courier New" w:hAnsi="Courier New"/>
+          <w:color w:val="333333"/>
+          <w:sz w:val="16"/>
+        </w:rPr>
+        <w:t xml:space="preserve">      "name": "O que é o SAP Knowledge Graph?",</w:t>
+      </w:r>
+    </w:p>
+    <w:p>
+      <w:pPr>
+        <w:spacing w:before="0" w:after="0"/>
+        <w:ind w:left="360"/>
+        <w:shd w:val="clear" w:color="auto" w:fill="F2F2F2"/>
+      </w:pPr>
+      <w:r>
+        <w:rPr>
+          <w:rFonts w:ascii="Courier New" w:hAnsi="Courier New"/>
+          <w:color w:val="333333"/>
+          <w:sz w:val="16"/>
+        </w:rPr>
+        <w:t xml:space="preserve">      "acceptedAnswer": {</w:t>
+      </w:r>
+    </w:p>
+    <w:p>
+      <w:pPr>
+        <w:spacing w:before="0" w:after="0"/>
+        <w:ind w:left="360"/>
+        <w:shd w:val="clear" w:color="auto" w:fill="F2F2F2"/>
+      </w:pPr>
+      <w:r>
+        <w:rPr>
+          <w:rFonts w:ascii="Courier New" w:hAnsi="Courier New"/>
+          <w:color w:val="333333"/>
+          <w:sz w:val="16"/>
+        </w:rPr>
+        <w:t xml:space="preserve">        "@type": "Answer",</w:t>
+      </w:r>
+    </w:p>
+    <w:p>
+      <w:pPr>
+        <w:spacing w:before="0" w:after="0"/>
+        <w:ind w:left="360"/>
+        <w:shd w:val="clear" w:color="auto" w:fill="F2F2F2"/>
+      </w:pPr>
+      <w:r>
+        <w:rPr>
+          <w:rFonts w:ascii="Courier New" w:hAnsi="Courier New"/>
+          <w:color w:val="333333"/>
+          <w:sz w:val="16"/>
+        </w:rPr>
+        <w:t xml:space="preserve">        "text": "O SAP Knowledge Graph é a camada de conhecimento estruturado do SAP AI Foundation que mapeia 452.000 tabelas do S/4HANA e 7,3 milhões de campos de dados com relações semânticas explícitas. Ele fornece o contexto de negócio que os agentes SAP precisam para raciocinar sobre processos reais — não apenas gerar respostas genéricas."</w:t>
+      </w:r>
+    </w:p>
+    <w:p>
+      <w:pPr>
+        <w:spacing w:before="0" w:after="0"/>
+        <w:ind w:left="360"/>
+        <w:shd w:val="clear" w:color="auto" w:fill="F2F2F2"/>
+      </w:pPr>
+      <w:r>
+        <w:rPr>
+          <w:rFonts w:ascii="Courier New" w:hAnsi="Courier New"/>
+          <w:color w:val="333333"/>
+          <w:sz w:val="16"/>
+        </w:rPr>
+        <w:t xml:space="preserve">      }</w:t>
+      </w:r>
+    </w:p>
+    <w:p>
+      <w:pPr>
+        <w:spacing w:before="0" w:after="0"/>
+        <w:ind w:left="360"/>
+        <w:shd w:val="clear" w:color="auto" w:fill="F2F2F2"/>
+      </w:pPr>
+      <w:r>
+        <w:rPr>
+          <w:rFonts w:ascii="Courier New" w:hAnsi="Courier New"/>
+          <w:color w:val="333333"/>
+          <w:sz w:val="16"/>
+        </w:rPr>
+        <w:t xml:space="preserve">    },</w:t>
+      </w:r>
+    </w:p>
+    <w:p>
+      <w:pPr>
+        <w:spacing w:before="0" w:after="0"/>
+        <w:ind w:left="360"/>
+        <w:shd w:val="clear" w:color="auto" w:fill="F2F2F2"/>
+      </w:pPr>
+      <w:r>
+        <w:rPr>
+          <w:rFonts w:ascii="Courier New" w:hAnsi="Courier New"/>
+          <w:color w:val="333333"/>
+          <w:sz w:val="16"/>
+        </w:rPr>
+        <w:t xml:space="preserve">    {</w:t>
+      </w:r>
+    </w:p>
+    <w:p>
+      <w:pPr>
+        <w:spacing w:before="0" w:after="0"/>
+        <w:ind w:left="360"/>
+        <w:shd w:val="clear" w:color="auto" w:fill="F2F2F2"/>
+      </w:pPr>
+      <w:r>
+        <w:rPr>
+          <w:rFonts w:ascii="Courier New" w:hAnsi="Courier New"/>
+          <w:color w:val="333333"/>
+          <w:sz w:val="16"/>
+        </w:rPr>
+        <w:t xml:space="preserve">      "@type": "Question",</w:t>
+      </w:r>
+    </w:p>
+    <w:p>
+      <w:pPr>
+        <w:spacing w:before="0" w:after="0"/>
+        <w:ind w:left="360"/>
+        <w:shd w:val="clear" w:color="auto" w:fill="F2F2F2"/>
+      </w:pPr>
+      <w:r>
+        <w:rPr>
+          <w:rFonts w:ascii="Courier New" w:hAnsi="Courier New"/>
+          <w:color w:val="333333"/>
+          <w:sz w:val="16"/>
+        </w:rPr>
+        <w:t xml:space="preserve">      "name": "Qual a diferença entre SAP Knowledge Graph e um modelo de linguagem comum?",</w:t>
+      </w:r>
+    </w:p>
+    <w:p>
+      <w:pPr>
+        <w:spacing w:before="0" w:after="0"/>
+        <w:ind w:left="360"/>
+        <w:shd w:val="clear" w:color="auto" w:fill="F2F2F2"/>
+      </w:pPr>
+      <w:r>
+        <w:rPr>
+          <w:rFonts w:ascii="Courier New" w:hAnsi="Courier New"/>
+          <w:color w:val="333333"/>
+          <w:sz w:val="16"/>
+        </w:rPr>
+        <w:t xml:space="preserve">      "acceptedAnswer": {</w:t>
+      </w:r>
+    </w:p>
+    <w:p>
+      <w:pPr>
+        <w:spacing w:before="0" w:after="0"/>
+        <w:ind w:left="360"/>
+        <w:shd w:val="clear" w:color="auto" w:fill="F2F2F2"/>
+      </w:pPr>
+      <w:r>
+        <w:rPr>
+          <w:rFonts w:ascii="Courier New" w:hAnsi="Courier New"/>
+          <w:color w:val="333333"/>
+          <w:sz w:val="16"/>
+        </w:rPr>
+        <w:t xml:space="preserve">        "@type": "Answer",</w:t>
+      </w:r>
+    </w:p>
+    <w:p>
+      <w:pPr>
+        <w:spacing w:before="0" w:after="0"/>
+        <w:ind w:left="360"/>
+        <w:shd w:val="clear" w:color="auto" w:fill="F2F2F2"/>
+      </w:pPr>
+      <w:r>
+        <w:rPr>
+          <w:rFonts w:ascii="Courier New" w:hAnsi="Courier New"/>
+          <w:color w:val="333333"/>
+          <w:sz w:val="16"/>
+        </w:rPr>
+        <w:t xml:space="preserve">        "text": "Um modelo de linguagem genérico opera com base em texto da internet. O SAP Knowledge Graph mapeia como os processos funcionam dentro do ecossistema SAP, com regras, hierarquias, relacionamentos e políticas específicas. O resultado é precisão operacional, não apenas fluência textual."</w:t>
+      </w:r>
+    </w:p>
+    <w:p>
+      <w:pPr>
+        <w:spacing w:before="0" w:after="0"/>
+        <w:ind w:left="360"/>
+        <w:shd w:val="clear" w:color="auto" w:fill="F2F2F2"/>
+      </w:pPr>
+      <w:r>
+        <w:rPr>
+          <w:rFonts w:ascii="Courier New" w:hAnsi="Courier New"/>
+          <w:color w:val="333333"/>
+          <w:sz w:val="16"/>
+        </w:rPr>
+        <w:t xml:space="preserve">      }</w:t>
+      </w:r>
+    </w:p>
+    <w:p>
+      <w:pPr>
+        <w:spacing w:before="0" w:after="0"/>
+        <w:ind w:left="360"/>
+        <w:shd w:val="clear" w:color="auto" w:fill="F2F2F2"/>
+      </w:pPr>
+      <w:r>
+        <w:rPr>
+          <w:rFonts w:ascii="Courier New" w:hAnsi="Courier New"/>
+          <w:color w:val="333333"/>
+          <w:sz w:val="16"/>
+        </w:rPr>
+        <w:t xml:space="preserve">    },</w:t>
+      </w:r>
+    </w:p>
+    <w:p>
+      <w:pPr>
+        <w:spacing w:before="0" w:after="0"/>
+        <w:ind w:left="360"/>
+        <w:shd w:val="clear" w:color="auto" w:fill="F2F2F2"/>
+      </w:pPr>
+      <w:r>
+        <w:rPr>
+          <w:rFonts w:ascii="Courier New" w:hAnsi="Courier New"/>
+          <w:color w:val="333333"/>
+          <w:sz w:val="16"/>
+        </w:rPr>
+        <w:t xml:space="preserve">    {</w:t>
+      </w:r>
+    </w:p>
+    <w:p>
+      <w:pPr>
+        <w:spacing w:before="0" w:after="0"/>
+        <w:ind w:left="360"/>
+        <w:shd w:val="clear" w:color="auto" w:fill="F2F2F2"/>
+      </w:pPr>
+      <w:r>
+        <w:rPr>
+          <w:rFonts w:ascii="Courier New" w:hAnsi="Courier New"/>
+          <w:color w:val="333333"/>
+          <w:sz w:val="16"/>
+        </w:rPr>
+        <w:t xml:space="preserve">      "@type": "Question",</w:t>
+      </w:r>
+    </w:p>
+    <w:p>
+      <w:pPr>
+        <w:spacing w:before="0" w:after="0"/>
+        <w:ind w:left="360"/>
+        <w:shd w:val="clear" w:color="auto" w:fill="F2F2F2"/>
+      </w:pPr>
+      <w:r>
+        <w:rPr>
+          <w:rFonts w:ascii="Courier New" w:hAnsi="Courier New"/>
+          <w:color w:val="333333"/>
+          <w:sz w:val="16"/>
+        </w:rPr>
+        <w:t xml:space="preserve">      "name": "O que é o SAP-RPT-1?",</w:t>
+      </w:r>
+    </w:p>
+    <w:p>
+      <w:pPr>
+        <w:spacing w:before="0" w:after="0"/>
+        <w:ind w:left="360"/>
+        <w:shd w:val="clear" w:color="auto" w:fill="F2F2F2"/>
+      </w:pPr>
+      <w:r>
+        <w:rPr>
+          <w:rFonts w:ascii="Courier New" w:hAnsi="Courier New"/>
+          <w:color w:val="333333"/>
+          <w:sz w:val="16"/>
+        </w:rPr>
+        <w:t xml:space="preserve">      "acceptedAnswer": {</w:t>
+      </w:r>
+    </w:p>
+    <w:p>
+      <w:pPr>
+        <w:spacing w:before="0" w:after="0"/>
+        <w:ind w:left="360"/>
+        <w:shd w:val="clear" w:color="auto" w:fill="F2F2F2"/>
+      </w:pPr>
+      <w:r>
+        <w:rPr>
+          <w:rFonts w:ascii="Courier New" w:hAnsi="Courier New"/>
+          <w:color w:val="333333"/>
+          <w:sz w:val="16"/>
+        </w:rPr>
+        <w:t xml:space="preserve">        "@type": "Answer",</w:t>
+      </w:r>
+    </w:p>
+    <w:p>
+      <w:pPr>
+        <w:spacing w:before="0" w:after="0"/>
+        <w:ind w:left="360"/>
+        <w:shd w:val="clear" w:color="auto" w:fill="F2F2F2"/>
+      </w:pPr>
+      <w:r>
+        <w:rPr>
+          <w:rFonts w:ascii="Courier New" w:hAnsi="Courier New"/>
+          <w:color w:val="333333"/>
+          <w:sz w:val="16"/>
+        </w:rPr>
+        <w:t xml:space="preserve">        "text": "O SAP-RPT-1 é um modelo de fundação especializado em dados tabulares de negócio, desenvolvido pela Prior Labs (adquirida pela SAP em abril de 2026). Ele executa previsão de demanda, detecção de anomalias e recomendações prescritivas com precisão analítica sobre tabelas estruturadas."</w:t>
+      </w:r>
+    </w:p>
+    <w:p>
+      <w:pPr>
+        <w:spacing w:before="0" w:after="0"/>
+        <w:ind w:left="360"/>
+        <w:shd w:val="clear" w:color="auto" w:fill="F2F2F2"/>
+      </w:pPr>
+      <w:r>
+        <w:rPr>
+          <w:rFonts w:ascii="Courier New" w:hAnsi="Courier New"/>
+          <w:color w:val="333333"/>
+          <w:sz w:val="16"/>
+        </w:rPr>
+        <w:t xml:space="preserve">      }</w:t>
+      </w:r>
+    </w:p>
+    <w:p>
+      <w:pPr>
+        <w:spacing w:before="0" w:after="0"/>
+        <w:ind w:left="360"/>
+        <w:shd w:val="clear" w:color="auto" w:fill="F2F2F2"/>
+      </w:pPr>
+      <w:r>
+        <w:rPr>
+          <w:rFonts w:ascii="Courier New" w:hAnsi="Courier New"/>
+          <w:color w:val="333333"/>
+          <w:sz w:val="16"/>
+        </w:rPr>
+        <w:t xml:space="preserve">    },</w:t>
+      </w:r>
+    </w:p>
+    <w:p>
+      <w:pPr>
+        <w:spacing w:before="0" w:after="0"/>
+        <w:ind w:left="360"/>
+        <w:shd w:val="clear" w:color="auto" w:fill="F2F2F2"/>
+      </w:pPr>
+      <w:r>
+        <w:rPr>
+          <w:rFonts w:ascii="Courier New" w:hAnsi="Courier New"/>
+          <w:color w:val="333333"/>
+          <w:sz w:val="16"/>
+        </w:rPr>
+        <w:t xml:space="preserve">    {</w:t>
+      </w:r>
+    </w:p>
+    <w:p>
+      <w:pPr>
+        <w:spacing w:before="0" w:after="0"/>
+        <w:ind w:left="360"/>
+        <w:shd w:val="clear" w:color="auto" w:fill="F2F2F2"/>
+      </w:pPr>
+      <w:r>
+        <w:rPr>
+          <w:rFonts w:ascii="Courier New" w:hAnsi="Courier New"/>
+          <w:color w:val="333333"/>
+          <w:sz w:val="16"/>
+        </w:rPr>
+        <w:t xml:space="preserve">      "@type": "Question",</w:t>
+      </w:r>
+    </w:p>
+    <w:p>
+      <w:pPr>
+        <w:spacing w:before="0" w:after="0"/>
+        <w:ind w:left="360"/>
+        <w:shd w:val="clear" w:color="auto" w:fill="F2F2F2"/>
+      </w:pPr>
+      <w:r>
+        <w:rPr>
+          <w:rFonts w:ascii="Courier New" w:hAnsi="Courier New"/>
+          <w:color w:val="333333"/>
+          <w:sz w:val="16"/>
+        </w:rPr>
+        <w:t xml:space="preserve">      "name": "O SAP BDC é necessário para usar o SAP Knowledge Graph?",</w:t>
+      </w:r>
+    </w:p>
+    <w:p>
+      <w:pPr>
+        <w:spacing w:before="0" w:after="0"/>
+        <w:ind w:left="360"/>
+        <w:shd w:val="clear" w:color="auto" w:fill="F2F2F2"/>
+      </w:pPr>
+      <w:r>
+        <w:rPr>
+          <w:rFonts w:ascii="Courier New" w:hAnsi="Courier New"/>
+          <w:color w:val="333333"/>
+          <w:sz w:val="16"/>
+        </w:rPr>
+        <w:t xml:space="preserve">      "acceptedAnswer": {</w:t>
+      </w:r>
+    </w:p>
+    <w:p>
+      <w:pPr>
+        <w:spacing w:before="0" w:after="0"/>
+        <w:ind w:left="360"/>
+        <w:shd w:val="clear" w:color="auto" w:fill="F2F2F2"/>
+      </w:pPr>
+      <w:r>
+        <w:rPr>
+          <w:rFonts w:ascii="Courier New" w:hAnsi="Courier New"/>
+          <w:color w:val="333333"/>
+          <w:sz w:val="16"/>
+        </w:rPr>
+        <w:t xml:space="preserve">        "@type": "Answer",</w:t>
+      </w:r>
+    </w:p>
+    <w:p>
+      <w:pPr>
+        <w:spacing w:before="0" w:after="0"/>
+        <w:ind w:left="360"/>
+        <w:shd w:val="clear" w:color="auto" w:fill="F2F2F2"/>
+      </w:pPr>
+      <w:r>
+        <w:rPr>
+          <w:rFonts w:ascii="Courier New" w:hAnsi="Courier New"/>
+          <w:color w:val="333333"/>
+          <w:sz w:val="16"/>
+        </w:rPr>
+        <w:t xml:space="preserve">        "text": "O SAP Knowledge Graph fornece o contexto genérico do universo SAP. O SAP Business Data Cloud (BDC) estende esse contexto com os dados específicos da empresa. Empresas com BDC bem estruturado obtêm agentes com contexto preciso sobre o próprio negócio, não apenas sobre SAP em geral."</w:t>
+      </w:r>
+    </w:p>
+    <w:p>
+      <w:pPr>
+        <w:spacing w:before="0" w:after="0"/>
+        <w:ind w:left="360"/>
+        <w:shd w:val="clear" w:color="auto" w:fill="F2F2F2"/>
+      </w:pPr>
+      <w:r>
+        <w:rPr>
+          <w:rFonts w:ascii="Courier New" w:hAnsi="Courier New"/>
+          <w:color w:val="333333"/>
+          <w:sz w:val="16"/>
+        </w:rPr>
+        <w:t xml:space="preserve">      }</w:t>
+      </w:r>
+    </w:p>
+    <w:p>
+      <w:pPr>
+        <w:spacing w:before="0" w:after="0"/>
+        <w:ind w:left="360"/>
+        <w:shd w:val="clear" w:color="auto" w:fill="F2F2F2"/>
+      </w:pPr>
+      <w:r>
+        <w:rPr>
+          <w:rFonts w:ascii="Courier New" w:hAnsi="Courier New"/>
+          <w:color w:val="333333"/>
+          <w:sz w:val="16"/>
+        </w:rPr>
+        <w:t xml:space="preserve">    }</w:t>
+      </w:r>
+    </w:p>
+    <w:p>
+      <w:pPr>
+        <w:spacing w:before="0" w:after="0"/>
+        <w:ind w:left="360"/>
+        <w:shd w:val="clear" w:color="auto" w:fill="F2F2F2"/>
+      </w:pPr>
+      <w:r>
+        <w:rPr>
+          <w:rFonts w:ascii="Courier New" w:hAnsi="Courier New"/>
+          <w:color w:val="333333"/>
+          <w:sz w:val="16"/>
+        </w:rPr>
+        <w:t xml:space="preserve">  ]</w:t>
+      </w:r>
+    </w:p>
+    <w:p>
+      <w:pPr>
+        <w:spacing w:before="0" w:after="0"/>
+        <w:ind w:left="360"/>
+        <w:shd w:val="clear" w:color="auto" w:fill="F2F2F2"/>
+      </w:pPr>
+      <w:r>
+        <w:rPr>
+          <w:rFonts w:ascii="Courier New" w:hAnsi="Courier New"/>
+          <w:color w:val="333333"/>
+          <w:sz w:val="16"/>
+        </w:rPr>
+        <w:t>}</w:t>
+      </w:r>
+    </w:p>
+    <w:p/>
+    <w:p>
+      <w:pPr>
+        <w:pStyle w:val="Heading2"/>
+      </w:pPr>
+      <w:r>
+        <w:rPr>
+          <w:b/>
+          <w:color w:val="002B5C"/>
+          <w:sz w:val="28"/>
+        </w:rPr>
+        <w:t>Metas de performance</w:t>
+      </w:r>
+    </w:p>
+    <w:tbl>
+      <w:tblPr>
+        <w:tblStyle w:val="TableGrid"/>
+        <w:tblW w:type="auto" w:w="0"/>
+        <w:tblLook w:firstColumn="1" w:firstRow="1" w:lastColumn="0" w:lastRow="0" w:noHBand="0" w:noVBand="1" w:val="04A0"/>
+      </w:tblPr>
+      <w:tblGrid>
+        <w:gridCol w:w="4320"/>
+        <w:gridCol w:w="4320"/>
+      </w:tblGrid>
+      <w:tr>
+        <w:tc>
+          <w:tcPr>
+            <w:tcW w:type="dxa" w:w="4320"/>
+          </w:tcPr>
+          <w:p>
+            <w:r>
+              <w:rPr>
+                <w:b/>
+              </w:rPr>
+              <w:t>Métrica</w:t>
+            </w:r>
+          </w:p>
+        </w:tc>
+        <w:tc>
+          <w:tcPr>
+            <w:tcW w:type="dxa" w:w="4320"/>
+          </w:tcPr>
+          <w:p>
+            <w:r>
+              <w:rPr>
+                <w:b/>
+              </w:rPr>
+              <w:t>Meta</w:t>
+            </w:r>
+          </w:p>
+        </w:tc>
+      </w:tr>
+      <w:tr>
+        <w:tc>
+          <w:tcPr>
+            <w:tcW w:type="dxa" w:w="4320"/>
+          </w:tcPr>
+          <w:p>
+            <w:r>
+              <w:t>Ranking</w:t>
+            </w:r>
+          </w:p>
+        </w:tc>
+        <w:tc>
+          <w:tcPr>
+            <w:tcW w:type="dxa" w:w="4320"/>
+          </w:tcPr>
+          <w:p>
+            <w:r>
+              <w:t>Top 10 para "SAP Knowledge Graph" em 90 dias</w:t>
+            </w:r>
+          </w:p>
+        </w:tc>
+      </w:tr>
+      <w:tr>
+        <w:tc>
+          <w:tcPr>
+            <w:tcW w:type="dxa" w:w="4320"/>
+          </w:tcPr>
+          <w:p>
+            <w:r>
+              <w:t>CTR</w:t>
+            </w:r>
+          </w:p>
+        </w:tc>
+        <w:tc>
+          <w:tcPr>
+            <w:tcW w:type="dxa" w:w="4320"/>
+          </w:tcPr>
+          <w:p>
+            <w:r>
+              <w:t>&gt;3% nas primeiras impressões (Google Search Console)</w:t>
+            </w:r>
+          </w:p>
+        </w:tc>
+      </w:tr>
+      <w:tr>
+        <w:tc>
+          <w:tcPr>
+            <w:tcW w:type="dxa" w:w="4320"/>
+          </w:tcPr>
+          <w:p>
+            <w:r>
+              <w:t>Tempo na página</w:t>
+            </w:r>
+          </w:p>
+        </w:tc>
+        <w:tc>
+          <w:tcPr>
+            <w:tcW w:type="dxa" w:w="4320"/>
+          </w:tcPr>
+          <w:p>
+            <w:r>
+              <w:t>&gt;2 min</w:t>
+            </w:r>
+          </w:p>
+        </w:tc>
+      </w:tr>
+      <w:tr>
+        <w:tc>
+          <w:tcPr>
+            <w:tcW w:type="dxa" w:w="4320"/>
+          </w:tcPr>
+          <w:p>
+            <w:r>
+              <w:t>Conversão no CTA</w:t>
+            </w:r>
+          </w:p>
+        </w:tc>
+        <w:tc>
+          <w:tcPr>
+            <w:tcW w:type="dxa" w:w="4320"/>
+          </w:tcPr>
+          <w:p>
+            <w:r>
+              <w:t>&gt;1% de cliques no botão de agendamento</w:t>
+            </w:r>
+          </w:p>
+        </w:tc>
+      </w:tr>
+      <w:tr>
+        <w:tc>
+          <w:tcPr>
+            <w:tcW w:type="dxa" w:w="4320"/>
+          </w:tcPr>
+          <w:p>
+            <w:r>
+              <w:t>Revisão programada</w:t>
+            </w:r>
+          </w:p>
+        </w:tc>
+        <w:tc>
+          <w:tcPr>
+            <w:tcW w:type="dxa" w:w="4320"/>
+          </w:tcPr>
+          <w:p>
+            <w:r>
+              <w:t>2026-08-20 (90 dias após publicação)</w:t>
+            </w:r>
+          </w:p>
+        </w:tc>
+      </w:tr>
+    </w:tbl>
+    <w:p/>
     <w:sectPr>
       <w:pgSz w:w="12240" w:h="15840"/>
       <w:pgMar w:top="1440" w:right="1800" w:bottom="1440" w:left="1800" w:header="720" w:footer="720" w:gutter="0"/>

--- a/marketing/blog/sap-knowledge-graph/artigo.docx
+++ b/marketing/blog/sap-knowledge-graph/artigo.docx
@@ -46,7 +46,7 @@
         <w:spacing w:after="120"/>
       </w:pPr>
       <w:r>
-        <w:t>O SAP Knowledge Graph é a camada de conhecimento estruturado que fornece contexto empresarial para os agentes de IA do ecossistema SAP. Ele mapeia todas as entidades de negócio, processos e relacionamentos do ambiente SAP de um cliente — incluindo 452.000 tabelas do S/4HANA e 7,3 milhões de campos de dados com relações semânticas explicitamente definidas. É essa estrutura que permite aos agentes raciocinar sobre processos reais, não apenas gerar respostas plausíveis.</w:t>
+        <w:t>O SAP Knowledge Graph é a camada de conhecimento estruturado que fornece contexto empresarial para os agentes de IA do ecossistema SAP. Ele mapeia processos, entidades e relacionamentos do ambiente SAP — incluindo 452.000 tabelas do S/4HANA com relações semânticas explicitamente definidas. É essa estrutura que permite aos agentes raciocinar sobre processos reais, não apenas gerar respostas plausíveis.</w:t>
       </w:r>
     </w:p>
     <w:p>
@@ -54,7 +54,7 @@
         <w:spacing w:after="120"/>
       </w:pPr>
       <w:r>
-        <w:t>O SAP Knowledge Graph é componente central do SAP AI Foundation e opera com uma abordagem neuro-simbólica: combina redes neurais com conhecimento simbólico explícito para reduzir alucinações e aumentar a auditabilidade das decisões dos agentes em contextos empresariais críticos.</w:t>
+        <w:t>O SAP Knowledge Graph é componente central do SAP AI Foundation e opera com uma abordagem neuro-simbólica: combina redes neurais com conhecimento simbólico explícito para reduzir erros e tornar as decisões dos agentes auditáveis em contextos empresariais críticos.</w:t>
       </w:r>
     </w:p>
     <w:p>
@@ -75,7 +75,7 @@
         <w:spacing w:after="120"/>
       </w:pPr>
       <w:r>
-        <w:t>Um modelo de linguagem genérico treinado na internet sabe o que é uma "reconciliação financeira" no sentido acadêmico. Mas não sabe como ela funciona na estrutura de contas da sua empresa, quais entidades jurídicas estão envolvidas, quais são os limites de aprovação vigentes ou quais exceções foram negociadas com fornecedores específicos.</w:t>
+        <w:t>Um modelo de linguagem genérico sabe o que é uma "reconciliação financeira" no sentido acadêmico. Não sabe como ela funciona na estrutura de contas da sua empresa, quais entidades estão envolvidas, quais são os limites de aprovação vigentes ou quais exceções foram negociadas com fornecedores específicos.</w:t>
       </w:r>
     </w:p>
     <w:p>
@@ -83,7 +83,7 @@
         <w:spacing w:after="120"/>
       </w:pPr>
       <w:r>
-        <w:t>Quando um agente sem contexto de negócio executa uma tarefa dentro do ERP, ele opera sobre estruturas que não entende. O resultado é o que a indústria chama de alucinação empresarial: respostas tecnicamente coerentes que estão erradas dentro do contexto real da operação. Em processos críticos — fechamento financeiro, ordem de compra, conformidade regulatória — esse tipo de erro não é aceitável.</w:t>
+        <w:t>Quando um agente sem contexto de negócio executa uma tarefa dentro do ERP, ele opera sobre estruturas que não entende. O setor chama isso de alucinação empresarial: respostas tecnicamente coerentes que estão erradas dentro do contexto real da operação. Em processos críticos — fechamento financeiro, ordem de compra, conformidade regulatória — esse tipo de erro não é aceitável.</w:t>
       </w:r>
     </w:p>
     <w:p>
@@ -91,7 +91,7 @@
         <w:spacing w:after="120"/>
       </w:pPr>
       <w:r>
-        <w:t>O SAP Knowledge Graph resolve esse problema pela raiz. Em vez de depender de prompts genéricos ou documentação estática, ele fornece ao agente uma representação semântica viva do ambiente SAP: quem é quem, o que se relaciona com o quê, quais regras se aplicam, como o processo flui. O agente não interpreta — ele navega em um mapa do negócio.</w:t>
+        <w:t>O SAP Knowledge Graph resolve esse problema pela raiz. Em vez de depender de prompts genéricos ou documentação estática, ele fornece ao agente uma representação semântica viva do ambiente SAP: quem é quem, o que se relaciona com o quê, quais regras se aplicam, como o processo flui. O agente navega em um mapa do negócio — não interpreta texto.</w:t>
       </w:r>
     </w:p>
     <w:p>
@@ -104,7 +104,7 @@
           <w:color w:val="002B5C"/>
           <w:sz w:val="28"/>
         </w:rPr>
-        <w:t>O que está dentro do SAP Knowledge Graph</w:t>
+        <w:t>O que o SAP AI Foundation entrega na prática</w:t>
       </w:r>
     </w:p>
     <w:p>
@@ -112,7 +112,7 @@
         <w:spacing w:after="120"/>
       </w:pPr>
       <w:r>
-        <w:t>O SAP AI Foundation, apresentado pela SAP como o "sistema operacional de IA para SAP Business AI", foi construído sobre três camadas técnicas que valem ser entendidas:</w:t>
+        <w:t>O SAP AI Foundation foi construído sobre componentes técnicos que têm implicações diretas de negócio:</w:t>
       </w:r>
     </w:p>
     <w:p>
@@ -125,7 +125,7 @@
           <w:color w:val="006BA8"/>
           <w:sz w:val="24"/>
         </w:rPr>
-        <w:t>O Knowledge Graph em números</w:t>
+        <w:t>O Knowledge Graph como mapa de decisões</w:t>
       </w:r>
     </w:p>
     <w:p>
@@ -133,7 +133,7 @@
         <w:spacing w:after="120"/>
       </w:pPr>
       <w:r>
-        <w:t>A base do sistema são 452.000 tabelas mapeadas do S/4HANA, cobrindo todos os domínios funcionais — finanças, logística, compras, RH, manufatura. Sobre essas tabelas, 7,3 milhões de campos de dados têm seus relacionamentos semânticos explicitamente definidos. Isso não é uma documentação: é uma representação computacional do que cada campo significa e como ele se relaciona com os demais dentro dos processos de negócio.</w:t>
+        <w:t>As 452.000 tabelas do S/4HANA e seus relacionamentos não são apenas documentação. São o vocabulário que os agentes usam para interpretar cada situação dentro do contexto real da empresa. Um agente que aciona esse mapa toma decisões dentro das regras certas sem depender de instrução explícita a cada execução — o que é o que torna a automação escalável.</w:t>
       </w:r>
     </w:p>
     <w:p>
@@ -146,7 +146,7 @@
           <w:color w:val="006BA8"/>
           <w:sz w:val="24"/>
         </w:rPr>
-        <w:t>SAP-RPT-1 — o modelo para dados tabulares</w:t>
+        <w:t>Modelos especializados em dados de negócio</w:t>
       </w:r>
     </w:p>
     <w:p>
@@ -154,7 +154,7 @@
         <w:spacing w:after="120"/>
       </w:pPr>
       <w:r>
-        <w:t>Em abril de 2026, a SAP adquiriu a Prior Labs por um compromisso de US$ 1,17 bilhão e incorporou seu modelo ao AI Foundation. O SAP-RPT-1 (Relational Pre-trained Transformer) é treinado especificamente para dados tabulares de negócio — previsão de demanda, detecção de anomalias, recomendações prescritivas. Ele endereça uma limitação conhecida dos LLMs convencionais: raciocinar sobre dados numéricos estruturados com precisão analítica, não apenas textual.</w:t>
+        <w:t>O SAP AI Foundation incorpora modelos treinados especificamente em dados do ERP, não apenas em texto. Isso garante precisão analítica em previsão de demanda, detecção de anomalias e recomendações prescritivas sobre tabelas numéricas — cenários onde LLMs convencionais apresentam limitações conhecidas. A SAP adquiriu a Prior Labs em 2026 para incorporar essa capacidade.</w:t>
       </w:r>
     </w:p>
     <w:p>
@@ -167,7 +167,7 @@
           <w:color w:val="006BA8"/>
           <w:sz w:val="24"/>
         </w:rPr>
-        <w:t>SAP-ABAP-1 — o modelo para código SAP</w:t>
+        <w:t>Governança centralizada com trilha de auditoria</w:t>
       </w:r>
     </w:p>
     <w:p>
@@ -175,28 +175,7 @@
         <w:spacing w:after="120"/>
       </w:pPr>
       <w:r>
-        <w:t>Treinado em mais de 250 milhões de linhas de código ABAP, o SAP-ABAP-1 alimenta as capacidades do Joule para desenvolvedores — explicação, geração e adaptação de código com compreensão semântica do contexto SAP, não apenas sintaxe.</w:t>
-      </w:r>
-    </w:p>
-    <w:p>
-      <w:pPr>
-        <w:spacing w:before="160" w:after="80"/>
-      </w:pPr>
-      <w:r>
-        <w:rPr>
-          <w:b/>
-          <w:color w:val="006BA8"/>
-          <w:sz w:val="24"/>
-        </w:rPr>
-        <w:t>AI Agent Hub</w:t>
-      </w:r>
-    </w:p>
-    <w:p>
-      <w:pPr>
-        <w:spacing w:after="120"/>
-      </w:pPr>
-      <w:r>
-        <w:t>O Agent Hub é a camada de governança centralizada do AI Foundation: registro de agentes, controles de acesso por papel, trilhas de auditoria e monitoramento de desempenho. É ele que viabiliza IA agêntica em escala empresarial sem abrir mão de rastreabilidade e conformidade.</w:t>
+        <w:t>O Agent Hub — camada de governança do AI Foundation — centraliza o registro de agentes, controles de acesso por papel, trilhas de auditoria e monitoramento de desempenho. É ele que viabiliza IA agêntica em escala sem abrir mão de rastreabilidade e conformidade.</w:t>
       </w:r>
     </w:p>
     <w:p>
@@ -225,7 +204,7 @@
         <w:spacing w:after="120"/>
       </w:pPr>
       <w:r>
-        <w:t>Um agente com acesso ao Knowledge Graph sabe, por exemplo, que uma variação de custo acima de um determinado percentual exige aprovação do controller regional antes de ser lançada. Ele não precisa que alguém escreva essa regra no prompt — ela está mapeada na estrutura semântica do processo. O agente age dentro dos limites corretos sem depender de instrução explícita a cada execução.</w:t>
+        <w:t>Um agente com acesso ao Knowledge Graph sabe, por exemplo, que uma variação de custo acima de determinado percentual exige aprovação do controller regional antes de ser lançada. Ele não precisa que alguém escreva essa regra no prompt — ela está mapeada na estrutura semântica do processo. O agente age dentro dos limites corretos sem instrução explícita a cada execução.</w:t>
       </w:r>
     </w:p>
     <w:p>
@@ -241,7 +220,7 @@
         <w:spacing w:after="120"/>
       </w:pPr>
       <w:r>
-        <w:t>A abordagem neuro-simbólica do SAP Knowledge Graph tem uma implicação adicional importante para CIOs e equipes de governança: as decisões dos agentes são auditáveis. Quando um agente recomenda ou executa uma ação, é possível rastrear qual conhecimento estruturado embasou aquela decisão — o que não é possível com modelos puramente baseados em redes neurais opacas.</w:t>
+        <w:t>A abordagem neuro-simbólica do SAP Knowledge Graph tem uma implicação adicional para CIOs e equipes de governança: as decisões dos agentes são auditáveis. Quando um agente recomenda ou executa uma ação, é possível rastrear qual conhecimento estruturado embasou aquela decisão — algo não possível com modelos puramente baseados em redes neurais opacas.</w:t>
       </w:r>
     </w:p>
     <w:p>
@@ -262,7 +241,7 @@
         <w:spacing w:after="120"/>
       </w:pPr>
       <w:r>
-        <w:t>O SAP Knowledge Graph fornece o contexto genérico do universo SAP: processos, tabelas, campos e relações que são comuns a toda a base de clientes. Mas cada empresa tem suas próprias particularidades — estrutura de centros de custo, políticas internas, histórico de transações, integrações com fontes externas.</w:t>
+        <w:t>O SAP Knowledge Graph fornece o contexto genérico do universo SAP — processos, tabelas e relações comuns a toda a base de clientes. Mas cada empresa tem suas próprias particularidades: estrutura de centros de custo, políticas internas, histórico de transações, integrações com fontes externas.</w:t>
       </w:r>
     </w:p>
     <w:p>
@@ -270,7 +249,7 @@
         <w:spacing w:after="120"/>
       </w:pPr>
       <w:r>
-        <w:t>É aqui que o SAP Business Data Cloud (BDC) entra como extensão do Knowledge Graph para o contexto específico da empresa.</w:t>
+        <w:t>É aqui que o SAP Business Data Cloud entra como extensão do Knowledge Graph para o contexto específico da empresa.</w:t>
       </w:r>
     </w:p>
     <w:p>
@@ -278,7 +257,7 @@
         <w:spacing w:after="120"/>
       </w:pPr>
       <w:r>
-        <w:t>O BDC integra dados de múltiplas fontes — SAP e não-SAP — em uma camada governada e com semântica de negócio. Quando esses dados alimentam o AI Foundation, o Knowledge Graph deixa de ser apenas um mapa do universo SAP e passa a ser um mapa do universo SAP da empresa em questão. Os agentes não apenas entendem como um processo de fechamento funciona em geral — entendem como ele funciona naquele ambiente específico, com aquelas entidades, aquelas regras e aquele histórico.</w:t>
+        <w:t>O BDC integra dados de múltiplas fontes — SAP e não-SAP — em uma camada governada e com semântica de negócio. Quando esses dados alimentam o AI Foundation, o Knowledge Graph deixa de ser um mapa genérico do universo SAP e passa a ser o mapa da empresa em questão. Os agentes entendem como o processo de fechamento funciona naquele ambiente específico — com aquelas entidades, aquelas regras e aquele histórico.</w:t>
       </w:r>
     </w:p>
     <w:p>
@@ -286,7 +265,7 @@
         <w:spacing w:after="120"/>
       </w:pPr>
       <w:r>
-        <w:t>Para a Solveplan, parceira SAP Gold especializada na implementação de SAP BDC e SAP Datasphere na América Latina, essa relação é o centro da nossa abordagem: estruturar o ambiente de dados no BDC antes de ativar agentes. Um Knowledge Graph alimentado por dados fragmentados, duplicados ou sem governança produz um mapa impreciso — e agentes que navegam por um mapa impreciso tomam decisões imprecisas, independente do modelo de IA que os alimenta.</w:t>
+        <w:t>Para a Solveplan, parceira SAP Gold especializada na implementação de SAP BDC e SAP Datasphere na América Latina, essa relação é o centro da abordagem com clientes: estruturar o ambiente de dados no BDC antes de ativar agentes. Um Knowledge Graph alimentado por dados fragmentados ou sem governança produz um mapa impreciso — e agentes que navegam por um mapa impreciso tomam decisões imprecisas, independente do modelo de IA que os alimenta.</w:t>
       </w:r>
     </w:p>
     <w:p>
@@ -294,7 +273,7 @@
         <w:spacing w:after="120"/>
       </w:pPr>
       <w:r>
-        <w:t>A recomendação da Solveplan para empresas que planejam usar agentes SAP é direta: invista primeiro na qualidade e governança dos dados que vão alimentar o Knowledge Graph. Esse é o ativo que determina o teto de precisão da sua IA empresarial.</w:t>
+        <w:t>A recomendação da Solveplan para empresas que planejam usar agentes SAP é direta: invista primeiro na qualidade e governança dos dados que vão alimentar o Knowledge Graph. Esse ativo determina o teto de precisão de toda iniciativa de IA no seu ambiente SAP.</w:t>
       </w:r>
     </w:p>
     <w:p>
@@ -328,7 +307,7 @@
         <w:spacing w:after="120"/>
       </w:pPr>
       <w:r>
-        <w:t>O SAP Knowledge Graph é a camada de conhecimento estruturado do SAP AI Foundation que mapeia 452.000 tabelas do S/4HANA e 7,3 milhões de campos de dados com relações semânticas explícitas. Ele fornece o contexto de negócio que os agentes SAP precisam para raciocinar sobre processos reais — não apenas gerar respostas genéricas.</w:t>
+        <w:t>O SAP Knowledge Graph é a camada de conhecimento estruturado do SAP AI Foundation que mapeia 452.000 tabelas do S/4HANA com relações semânticas explícitas. Fornece o contexto de negócio que os agentes SAP precisam para raciocinar sobre processos reais — não apenas gerar respostas genéricas.</w:t>
       </w:r>
     </w:p>
     <w:p>
@@ -349,7 +328,7 @@
         <w:spacing w:after="120"/>
       </w:pPr>
       <w:r>
-        <w:t>Um modelo de linguagem genérico opera com base em texto da internet — sabe o que os processos significam no sentido geral. O SAP Knowledge Graph mapeia como esses processos funcionam dentro do ecossistema SAP, com regras, hierarquias, relacionamentos e políticas específicas. O resultado é precisão operacional, não apenas fluência textual.</w:t>
+        <w:t>Um modelo de linguagem genérico sabe o que os processos significam no sentido geral. O SAP Knowledge Graph mapeia como esses processos funcionam dentro do ecossistema SAP — com regras, hierarquias e políticas específicas. O resultado é precisão operacional, não apenas fluência textual.</w:t>
       </w:r>
     </w:p>
     <w:p>
@@ -370,28 +349,7 @@
         <w:spacing w:after="120"/>
       </w:pPr>
       <w:r>
-        <w:t>A abordagem neuro-simbólica combina redes neurais — que lidam bem com linguagem e padrões — com conhecimento simbólico explícito — que codifica regras e relacionamentos de forma auditável. Isso reduz alucinações e permite rastrear por que um agente tomou determinada decisão, o que é essencial em processos financeiros, regulatórios e operacionais críticos.</w:t>
-      </w:r>
-    </w:p>
-    <w:p>
-      <w:pPr>
-        <w:spacing w:before="160" w:after="80"/>
-      </w:pPr>
-      <w:r>
-        <w:rPr>
-          <w:b/>
-          <w:color w:val="006BA8"/>
-          <w:sz w:val="24"/>
-        </w:rPr>
-        <w:t>O que é o SAP-RPT-1 e por que ele importa?</w:t>
-      </w:r>
-    </w:p>
-    <w:p>
-      <w:pPr>
-        <w:spacing w:after="120"/>
-      </w:pPr>
-      <w:r>
-        <w:t>O SAP-RPT-1 é um modelo de fundação desenvolvido pela Prior Labs (adquirida pela SAP em abril de 2026 por US$ 1,17 bilhão) especializado em dados tabulares de negócio. Ele executa previsão de demanda, detecção de anomalias e recomendações prescritivas com precisão analítica sobre tabelas — algo que LLMs convencionais fazem com limitações.</w:t>
+        <w:t>Combina redes neurais com conhecimento simbólico explícito. Isso reduz erros e permite rastrear por que um agente tomou determinada decisão — essencial em processos financeiros, regulatórios e operacionais críticos onde auditabilidade não é opcional.</w:t>
       </w:r>
     </w:p>
     <w:p>
@@ -412,7 +370,7 @@
         <w:spacing w:after="120"/>
       </w:pPr>
       <w:r>
-        <w:t>O SAP Knowledge Graph fornece o contexto genérico do universo SAP. O SAP Business Data Cloud (BDC) estende esse contexto com os dados específicos da empresa — integrando fontes internas e externas em uma camada governada. Empresas que alimentam o AI Foundation com dados bem estruturados no BDC obtêm agentes com contexto preciso sobre o próprio negócio, não apenas sobre SAP em geral.</w:t>
+        <w:t>O SAP Knowledge Graph fornece o contexto genérico do universo SAP. O SAP BDC estende esse contexto com os dados específicos da empresa — fontes internas e externas em uma camada governada. Empresas com BDC bem estruturado obtêm agentes com contexto preciso sobre o próprio negócio, não apenas sobre SAP em geral.</w:t>
       </w:r>
     </w:p>
     <w:p>
@@ -433,7 +391,7 @@
         <w:spacing w:after="120"/>
       </w:pPr>
       <w:r>
-        <w:t>A Solveplan implementa SAP BDC e SAP Datasphere — a camada que alimenta o Knowledge Graph com dados reais, governados e com semântica de negócio da empresa. Para organizações que querem avaliar a qualidade dos dados que hoje alimentariam seus agentes SAP, a Solveplan realiza diagnósticos de maturidade analítica como ponto de partida.</w:t>
+        <w:t>A Solveplan implementa SAP BDC e SAP Datasphere — a camada que alimenta o Knowledge Graph com dados reais, governados e com semântica de negócio da empresa. Para organizações que querem avaliar a qualidade dos seus dados, a Solveplan realiza diagnósticos de maturidade analítica como ponto de partida.</w:t>
       </w:r>
     </w:p>
     <w:p>
@@ -454,7 +412,7 @@
         <w:spacing w:after="120"/>
       </w:pPr>
       <w:r>
-        <w:t>O SAP Knowledge Graph é a base que diferencia automação empresarial de automação genérica. Mas o Knowledge Graph genérico da SAP só se torna o Knowledge Graph da sua empresa quando está alimentado com seus dados — bem estruturados, governados e integrados.</w:t>
+        <w:t>O SAP Knowledge Graph é a base que diferencia automação empresarial de automação genérica. Mas o Knowledge Graph genérico da SAP só se torna o Knowledge Graph da sua empresa quando alimentado com seus dados — bem estruturados, governados e integrados.</w:t>
       </w:r>
     </w:p>
     <w:p>
